--- a/docs/screenshots.docx
+++ b/docs/screenshots.docx
@@ -40,7 +40,7 @@
         <w:br/>
       </w:r>
       <w:r>
-        <w:t xml:space="preserve">Sep 26, 2026</w:t>
+        <w:t xml:space="preserve">Sep 27, 2026</w:t>
       </w:r>
       <w:r>
         <w:t xml:space="preserve"> </w:t>
@@ -87,7 +87,7 @@
       <w:r>
         <w:drawing>
           <wp:inline>
-            <wp:extent cx="3733800" cy="4781592"/>
+            <wp:extent cx="3733800" cy="3920259"/>
             <wp:effectExtent b="0" l="0" r="0" t="0"/>
             <wp:docPr descr="" title="" id="10" name="Picture"/>
             <a:graphic>
@@ -108,7 +108,7 @@
                   <pic:spPr bwMode="auto">
                     <a:xfrm>
                       <a:off x="0" y="0"/>
-                      <a:ext cx="3733800" cy="4781592"/>
+                      <a:ext cx="3733800" cy="3920259"/>
                     </a:xfrm>
                     <a:prstGeom prst="rect">
                       <a:avLst/>
@@ -160,7 +160,7 @@
       <w:r>
         <w:drawing>
           <wp:inline>
-            <wp:extent cx="3733800" cy="4420221"/>
+            <wp:extent cx="3733800" cy="4140017"/>
             <wp:effectExtent b="0" l="0" r="0" t="0"/>
             <wp:docPr descr="" title="" id="13" name="Picture"/>
             <a:graphic>
@@ -181,7 +181,7 @@
                   <pic:spPr bwMode="auto">
                     <a:xfrm>
                       <a:off x="0" y="0"/>
-                      <a:ext cx="3733800" cy="4420221"/>
+                      <a:ext cx="3733800" cy="4140017"/>
                     </a:xfrm>
                     <a:prstGeom prst="rect">
                       <a:avLst/>
@@ -241,7 +241,7 @@
       <w:r>
         <w:drawing>
           <wp:inline>
-            <wp:extent cx="3733800" cy="4387431"/>
+            <wp:extent cx="3733800" cy="3931969"/>
             <wp:effectExtent b="0" l="0" r="0" t="0"/>
             <wp:docPr descr="" title="" id="17" name="Picture"/>
             <a:graphic>
@@ -262,7 +262,7 @@
                   <pic:spPr bwMode="auto">
                     <a:xfrm>
                       <a:off x="0" y="0"/>
-                      <a:ext cx="3733800" cy="4387431"/>
+                      <a:ext cx="3733800" cy="3931969"/>
                     </a:xfrm>
                     <a:prstGeom prst="rect">
                       <a:avLst/>
@@ -314,7 +314,7 @@
       <w:r>
         <w:drawing>
           <wp:inline>
-            <wp:extent cx="3733800" cy="4278923"/>
+            <wp:extent cx="3733800" cy="3998139"/>
             <wp:effectExtent b="0" l="0" r="0" t="0"/>
             <wp:docPr descr="" title="" id="20" name="Picture"/>
             <a:graphic>
@@ -335,7 +335,7 @@
                   <pic:spPr bwMode="auto">
                     <a:xfrm>
                       <a:off x="0" y="0"/>
-                      <a:ext cx="3733800" cy="4278923"/>
+                      <a:ext cx="3733800" cy="3998139"/>
                     </a:xfrm>
                     <a:prstGeom prst="rect">
                       <a:avLst/>
